--- a/00-首页/题组Word/初赛模拟卷/真题版式/初赛模拟卷XIII（非有机·答案与解析版·真题版式）.docx
+++ b/00-首页/题组Word/初赛模拟卷/真题版式/初赛模拟卷XIII（非有机·答案与解析版·真题版式）.docx
@@ -586,11 +586,11 @@
         <w:tblLook w:firstRow="1" w:lastRow="0" w:firstColumn="0" w:lastColumn="0" w:noHBand="0" w:noVBand="0" w:val="0020"/>
       </w:tblPr>
       <w:tblGrid>
-        <w:gridCol w:w="3349"/>
-        <w:gridCol w:w="1364"/>
-        <w:gridCol w:w="2009"/>
-        <w:gridCol w:w="1513"/>
-        <w:gridCol w:w="1517"/>
+        <w:gridCol w:w="1971"/>
+        <w:gridCol w:w="1971"/>
+        <w:gridCol w:w="1936"/>
+        <w:gridCol w:w="1936"/>
+        <w:gridCol w:w="1938"/>
       </w:tblGrid>
       <w:tr>
         <w:trPr>
@@ -598,7 +598,7 @@
         </w:trPr>
         <w:tc>
           <w:tcPr>
-            <w:tcW w:type="dxa" w:w="3349"/>
+            <w:tcW w:type="dxa" w:w="1971"/>
           </w:tcPr>
           <w:tcPr/>
           <w:p>
@@ -616,7 +616,7 @@
         </w:tc>
         <w:tc>
           <w:tcPr>
-            <w:tcW w:type="dxa" w:w="1364"/>
+            <w:tcW w:type="dxa" w:w="1971"/>
           </w:tcPr>
           <w:tcPr/>
           <w:p>
@@ -631,7 +631,7 @@
         </w:tc>
         <w:tc>
           <w:tcPr>
-            <w:tcW w:type="dxa" w:w="2009"/>
+            <w:tcW w:type="dxa" w:w="1936"/>
           </w:tcPr>
           <w:tcPr/>
           <w:p>
@@ -639,14 +639,91 @@
               <w:pStyle w:val="Compact"/>
               <w:jc w:val="center"/>
             </w:pPr>
+            <m:oMath>
+              <m:r>
+                <m:rPr>
+                  <m:sty m:val="p"/>
+                </m:rPr>
+                <w:rPr>
+                  <w:rFonts w:ascii="Times New Roman" w:hAnsi="Times New Roman" w:cs="Times New Roman" w:eastAsia="SimSun"/>
+                </w:rPr>
+                <m:t>C</m:t>
+              </m:r>
+              <m:sSub>
+                <m:e>
+                  <m:r>
+                    <m:rPr>
+                      <m:sty m:val="p"/>
+                    </m:rPr>
+                    <w:rPr>
+                      <w:rFonts w:ascii="Times New Roman" w:hAnsi="Times New Roman" w:cs="Times New Roman" w:eastAsia="SimSun"/>
+                    </w:rPr>
+                    <m:t>H</m:t>
+                  </m:r>
+                </m:e>
+                <m:sub>
+                  <m:r>
+                    <w:rPr>
+                      <w:rFonts w:ascii="Times New Roman" w:hAnsi="Times New Roman" w:cs="Times New Roman" w:eastAsia="SimSun"/>
+                    </w:rPr>
+                    <m:t>3</m:t>
+                  </m:r>
+                </m:sub>
+              </m:sSub>
+              <m:r>
+                <m:rPr>
+                  <m:sty m:val="p"/>
+                </m:rPr>
+                <w:rPr>
+                  <w:rFonts w:ascii="Times New Roman" w:hAnsi="Times New Roman" w:cs="Times New Roman" w:eastAsia="SimSun"/>
+                </w:rPr>
+                <m:t>O</m:t>
+              </m:r>
+              <m:r>
+                <m:rPr>
+                  <m:sty m:val="p"/>
+                </m:rPr>
+                <w:rPr>
+                  <w:rFonts w:ascii="Times New Roman" w:hAnsi="Times New Roman" w:cs="Times New Roman" w:eastAsia="SimSun"/>
+                </w:rPr>
+                <m:t>H</m:t>
+              </m:r>
+              <m:r>
+                <m:rPr>
+                  <m:sty m:val="p"/>
+                </m:rPr>
+                <w:rPr>
+                  <w:rFonts w:ascii="Times New Roman" w:hAnsi="Times New Roman" w:cs="Times New Roman" w:eastAsia="SimSun"/>
+                </w:rPr>
+                <m:t>(</m:t>
+              </m:r>
+              <m:r>
+                <m:rPr>
+                  <m:sty m:val="p"/>
+                </m:rPr>
+                <w:rPr>
+                  <w:rFonts w:ascii="Times New Roman" w:hAnsi="Times New Roman" w:cs="Times New Roman" w:eastAsia="SimSun"/>
+                </w:rPr>
+                <m:t>g</m:t>
+              </m:r>
+              <m:r>
+                <m:rPr>
+                  <m:sty m:val="p"/>
+                </m:rPr>
+                <w:rPr>
+                  <w:rFonts w:ascii="Times New Roman" w:hAnsi="Times New Roman" w:cs="Times New Roman" w:eastAsia="SimSun"/>
+                </w:rPr>
+                <m:t>)</m:t>
+              </m:r>
+            </m:oMath>
             <w:r>
-              <w:t xml:space="preserve">CH3OH(g)</w:t>
+              <w:t xml:space="preserve">​</w:t>
             </w:r>
           </w:p>
         </w:tc>
         <w:tc>
           <w:tcPr>
-            <w:tcW w:type="dxa" w:w="1513"/>
+            <w:tcW w:type="dxa" w:w="1936"/>
           </w:tcPr>
           <w:tcPr/>
           <w:p>
@@ -654,14 +731,73 @@
               <w:pStyle w:val="Compact"/>
               <w:jc w:val="center"/>
             </w:pPr>
+            <m:oMath>
+              <m:r>
+                <m:rPr>
+                  <m:sty m:val="p"/>
+                </m:rPr>
+                <w:rPr>
+                  <w:rFonts w:ascii="Times New Roman" w:hAnsi="Times New Roman" w:cs="Times New Roman" w:eastAsia="SimSun"/>
+                </w:rPr>
+                <m:t>C</m:t>
+              </m:r>
+              <m:sSub>
+                <m:e>
+                  <m:r>
+                    <m:rPr>
+                      <m:sty m:val="p"/>
+                    </m:rPr>
+                    <w:rPr>
+                      <w:rFonts w:ascii="Times New Roman" w:hAnsi="Times New Roman" w:cs="Times New Roman" w:eastAsia="SimSun"/>
+                    </w:rPr>
+                    <m:t>O</m:t>
+                  </m:r>
+                </m:e>
+                <m:sub>
+                  <m:r>
+                    <w:rPr>
+                      <w:rFonts w:ascii="Times New Roman" w:hAnsi="Times New Roman" w:cs="Times New Roman" w:eastAsia="SimSun"/>
+                    </w:rPr>
+                    <m:t>2</m:t>
+                  </m:r>
+                </m:sub>
+              </m:sSub>
+              <m:r>
+                <m:rPr>
+                  <m:sty m:val="p"/>
+                </m:rPr>
+                <w:rPr>
+                  <w:rFonts w:ascii="Times New Roman" w:hAnsi="Times New Roman" w:cs="Times New Roman" w:eastAsia="SimSun"/>
+                </w:rPr>
+                <m:t>(</m:t>
+              </m:r>
+              <m:r>
+                <m:rPr>
+                  <m:sty m:val="p"/>
+                </m:rPr>
+                <w:rPr>
+                  <w:rFonts w:ascii="Times New Roman" w:hAnsi="Times New Roman" w:cs="Times New Roman" w:eastAsia="SimSun"/>
+                </w:rPr>
+                <m:t>g</m:t>
+              </m:r>
+              <m:r>
+                <m:rPr>
+                  <m:sty m:val="p"/>
+                </m:rPr>
+                <w:rPr>
+                  <w:rFonts w:ascii="Times New Roman" w:hAnsi="Times New Roman" w:cs="Times New Roman" w:eastAsia="SimSun"/>
+                </w:rPr>
+                <m:t>)</m:t>
+              </m:r>
+            </m:oMath>
             <w:r>
-              <w:t xml:space="preserve">CO2(g)</w:t>
+              <w:t xml:space="preserve">​</w:t>
             </w:r>
           </w:p>
         </w:tc>
         <w:tc>
           <w:tcPr>
-            <w:tcW w:type="dxa" w:w="1517"/>
+            <w:tcW w:type="dxa" w:w="1938"/>
           </w:tcPr>
           <w:tcPr/>
           <w:p>
@@ -669,8 +805,67 @@
               <w:pStyle w:val="Compact"/>
               <w:jc w:val="center"/>
             </w:pPr>
+            <m:oMath>
+              <m:sSub>
+                <m:e>
+                  <m:r>
+                    <m:rPr>
+                      <m:sty m:val="p"/>
+                    </m:rPr>
+                    <w:rPr>
+                      <w:rFonts w:ascii="Times New Roman" w:hAnsi="Times New Roman" w:cs="Times New Roman" w:eastAsia="SimSun"/>
+                    </w:rPr>
+                    <m:t>H</m:t>
+                  </m:r>
+                </m:e>
+                <m:sub>
+                  <m:r>
+                    <w:rPr>
+                      <w:rFonts w:ascii="Times New Roman" w:hAnsi="Times New Roman" w:cs="Times New Roman" w:eastAsia="SimSun"/>
+                    </w:rPr>
+                    <m:t>2</m:t>
+                  </m:r>
+                </m:sub>
+              </m:sSub>
+              <m:r>
+                <m:rPr>
+                  <m:sty m:val="p"/>
+                </m:rPr>
+                <w:rPr>
+                  <w:rFonts w:ascii="Times New Roman" w:hAnsi="Times New Roman" w:cs="Times New Roman" w:eastAsia="SimSun"/>
+                </w:rPr>
+                <m:t>O</m:t>
+              </m:r>
+              <m:r>
+                <m:rPr>
+                  <m:sty m:val="p"/>
+                </m:rPr>
+                <w:rPr>
+                  <w:rFonts w:ascii="Times New Roman" w:hAnsi="Times New Roman" w:cs="Times New Roman" w:eastAsia="SimSun"/>
+                </w:rPr>
+                <m:t>(</m:t>
+              </m:r>
+              <m:r>
+                <m:rPr>
+                  <m:sty m:val="p"/>
+                </m:rPr>
+                <w:rPr>
+                  <w:rFonts w:ascii="Times New Roman" w:hAnsi="Times New Roman" w:cs="Times New Roman" w:eastAsia="SimSun"/>
+                </w:rPr>
+                <m:t>l</m:t>
+              </m:r>
+              <m:r>
+                <m:rPr>
+                  <m:sty m:val="p"/>
+                </m:rPr>
+                <w:rPr>
+                  <w:rFonts w:ascii="Times New Roman" w:hAnsi="Times New Roman" w:cs="Times New Roman" w:eastAsia="SimSun"/>
+                </w:rPr>
+                <m:t>)</m:t>
+              </m:r>
+            </m:oMath>
             <w:r>
-              <w:t xml:space="preserve">H2O(l)</w:t>
+              <w:t xml:space="preserve">​</w:t>
             </w:r>
           </w:p>
         </w:tc>
@@ -678,7 +873,7 @@
       <w:tr>
         <w:tc>
           <w:tcPr>
-            <w:tcW w:type="dxa" w:w="3349"/>
+            <w:tcW w:type="dxa" w:w="1971"/>
           </w:tcPr>
           <w:tcPr/>
           <w:p>
@@ -686,14 +881,135 @@
               <w:pStyle w:val="Compact"/>
               <w:jc w:val="center"/>
             </w:pPr>
+            <m:oMath>
+              <m:sSub>
+                <m:e>
+                  <m:r>
+                    <m:rPr>
+                      <m:sty m:val="p"/>
+                    </m:rPr>
+                    <w:rPr>
+                      <w:rFonts w:ascii="Times New Roman" w:hAnsi="Times New Roman" w:cs="Times New Roman" w:eastAsia="SimSun"/>
+                    </w:rPr>
+                    <m:t>Δ</m:t>
+                  </m:r>
+                </m:e>
+                <m:sub>
+                  <m:r>
+                    <m:rPr>
+                      <m:sty m:val="p"/>
+                    </m:rPr>
+                    <w:rPr>
+                      <w:rFonts w:ascii="Times New Roman" w:hAnsi="Times New Roman" w:cs="Times New Roman" w:eastAsia="SimSun"/>
+                    </w:rPr>
+                    <m:t>f</m:t>
+                  </m:r>
+                </m:sub>
+              </m:sSub>
+              <m:sSubSup>
+                <m:e>
+                  <m:r>
+                    <w:rPr>
+                      <w:rFonts w:ascii="Times New Roman" w:hAnsi="Times New Roman" w:cs="Times New Roman" w:eastAsia="SimSun"/>
+                    </w:rPr>
+                    <m:t>H</m:t>
+                  </m:r>
+                </m:e>
+                <m:sub>
+                  <m:r>
+                    <m:rPr>
+                      <m:sty m:val="p"/>
+                    </m:rPr>
+                    <w:rPr>
+                      <w:rFonts w:ascii="Times New Roman" w:hAnsi="Times New Roman" w:cs="Times New Roman" w:eastAsia="SimSun"/>
+                    </w:rPr>
+                    <m:t>m</m:t>
+                  </m:r>
+                </m:sub>
+                <m:sup>
+                  <m:r>
+                    <m:rPr>
+                      <m:sty m:val="p"/>
+                    </m:rPr>
+                    <w:rPr>
+                      <w:rFonts w:ascii="Times New Roman" w:hAnsi="Times New Roman" w:cs="Times New Roman" w:eastAsia="SimSun"/>
+                    </w:rPr>
+                    <m:t>⊖</m:t>
+                  </m:r>
+                </m:sup>
+              </m:sSubSup>
+              <m:r>
+                <m:rPr>
+                  <m:sty m:val="p"/>
+                </m:rPr>
+                <w:rPr>
+                  <w:rFonts w:ascii="Times New Roman" w:hAnsi="Times New Roman" w:cs="Times New Roman" w:eastAsia="SimSun"/>
+                </w:rPr>
+                <m:t>/</m:t>
+              </m:r>
+              <m:r>
+                <m:rPr>
+                  <m:sty m:val="p"/>
+                </m:rPr>
+                <w:rPr>
+                  <w:rFonts w:ascii="Times New Roman" w:hAnsi="Times New Roman" w:cs="Times New Roman" w:eastAsia="SimSun"/>
+                </w:rPr>
+                <m:t>k</m:t>
+              </m:r>
+              <m:r>
+                <m:rPr>
+                  <m:sty m:val="p"/>
+                </m:rPr>
+                <w:rPr>
+                  <w:rFonts w:ascii="Times New Roman" w:hAnsi="Times New Roman" w:cs="Times New Roman" w:eastAsia="SimSun"/>
+                </w:rPr>
+                <m:t>J</m:t>
+              </m:r>
+              <m:r>
+                <m:rPr>
+                  <m:sty m:val="p"/>
+                </m:rPr>
+                <w:rPr>
+                  <w:rFonts w:ascii="Times New Roman" w:hAnsi="Times New Roman" w:cs="Times New Roman" w:eastAsia="SimSun"/>
+                </w:rPr>
+                <m:t>/</m:t>
+              </m:r>
+              <m:r>
+                <m:rPr>
+                  <m:sty m:val="p"/>
+                </m:rPr>
+                <w:rPr>
+                  <w:rFonts w:ascii="Times New Roman" w:hAnsi="Times New Roman" w:cs="Times New Roman" w:eastAsia="SimSun"/>
+                </w:rPr>
+                <m:t>m</m:t>
+              </m:r>
+              <m:r>
+                <m:rPr>
+                  <m:sty m:val="p"/>
+                </m:rPr>
+                <w:rPr>
+                  <w:rFonts w:ascii="Times New Roman" w:hAnsi="Times New Roman" w:cs="Times New Roman" w:eastAsia="SimSun"/>
+                </w:rPr>
+                <m:t>o</m:t>
+              </m:r>
+              <m:r>
+                <m:rPr>
+                  <m:sty m:val="p"/>
+                </m:rPr>
+                <w:rPr>
+                  <w:rFonts w:ascii="Times New Roman" w:hAnsi="Times New Roman" w:cs="Times New Roman" w:eastAsia="SimSun"/>
+                </w:rPr>
+                <m:t>l</m:t>
+              </m:r>
+            </m:oMath>
             <w:r>
-              <w:t xml:space="preserve">ΔfHm Θ(kJ/mol)</w:t>
+              <w:t xml:space="preserve">​</w:t>
             </w:r>
           </w:p>
         </w:tc>
         <w:tc>
           <w:tcPr>
-            <w:tcW w:type="dxa" w:w="1364"/>
+            <w:tcW w:type="dxa" w:w="1971"/>
           </w:tcPr>
           <w:tcPr/>
           <w:p>
@@ -708,7 +1024,7 @@
         </w:tc>
         <w:tc>
           <w:tcPr>
-            <w:tcW w:type="dxa" w:w="2009"/>
+            <w:tcW w:type="dxa" w:w="1936"/>
           </w:tcPr>
           <w:tcPr/>
           <w:p>
@@ -723,7 +1039,7 @@
         </w:tc>
         <w:tc>
           <w:tcPr>
-            <w:tcW w:type="dxa" w:w="1513"/>
+            <w:tcW w:type="dxa" w:w="1936"/>
           </w:tcPr>
           <w:tcPr/>
           <w:p>
@@ -738,7 +1054,7 @@
         </w:tc>
         <w:tc>
           <w:tcPr>
-            <w:tcW w:type="dxa" w:w="1517"/>
+            <w:tcW w:type="dxa" w:w="1938"/>
           </w:tcPr>
           <w:tcPr/>
           <w:p>
@@ -755,7 +1071,7 @@
       <w:tr>
         <w:tc>
           <w:tcPr>
-            <w:tcW w:type="dxa" w:w="3349"/>
+            <w:tcW w:type="dxa" w:w="1971"/>
           </w:tcPr>
           <w:tcPr/>
           <w:p>
@@ -763,14 +1079,135 @@
               <w:pStyle w:val="Compact"/>
               <w:jc w:val="center"/>
             </w:pPr>
+            <m:oMath>
+              <m:sSub>
+                <m:e>
+                  <m:r>
+                    <m:rPr>
+                      <m:sty m:val="p"/>
+                    </m:rPr>
+                    <w:rPr>
+                      <w:rFonts w:ascii="Times New Roman" w:hAnsi="Times New Roman" w:cs="Times New Roman" w:eastAsia="SimSun"/>
+                    </w:rPr>
+                    <m:t>Δ</m:t>
+                  </m:r>
+                </m:e>
+                <m:sub>
+                  <m:r>
+                    <m:rPr>
+                      <m:sty m:val="p"/>
+                    </m:rPr>
+                    <w:rPr>
+                      <w:rFonts w:ascii="Times New Roman" w:hAnsi="Times New Roman" w:cs="Times New Roman" w:eastAsia="SimSun"/>
+                    </w:rPr>
+                    <m:t>f</m:t>
+                  </m:r>
+                </m:sub>
+              </m:sSub>
+              <m:sSubSup>
+                <m:e>
+                  <m:r>
+                    <w:rPr>
+                      <w:rFonts w:ascii="Times New Roman" w:hAnsi="Times New Roman" w:cs="Times New Roman" w:eastAsia="SimSun"/>
+                    </w:rPr>
+                    <m:t>G</m:t>
+                  </m:r>
+                </m:e>
+                <m:sub>
+                  <m:r>
+                    <m:rPr>
+                      <m:sty m:val="p"/>
+                    </m:rPr>
+                    <w:rPr>
+                      <w:rFonts w:ascii="Times New Roman" w:hAnsi="Times New Roman" w:cs="Times New Roman" w:eastAsia="SimSun"/>
+                    </w:rPr>
+                    <m:t>m</m:t>
+                  </m:r>
+                </m:sub>
+                <m:sup>
+                  <m:r>
+                    <m:rPr>
+                      <m:sty m:val="p"/>
+                    </m:rPr>
+                    <w:rPr>
+                      <w:rFonts w:ascii="Times New Roman" w:hAnsi="Times New Roman" w:cs="Times New Roman" w:eastAsia="SimSun"/>
+                    </w:rPr>
+                    <m:t>⊖</m:t>
+                  </m:r>
+                </m:sup>
+              </m:sSubSup>
+              <m:r>
+                <m:rPr>
+                  <m:sty m:val="p"/>
+                </m:rPr>
+                <w:rPr>
+                  <w:rFonts w:ascii="Times New Roman" w:hAnsi="Times New Roman" w:cs="Times New Roman" w:eastAsia="SimSun"/>
+                </w:rPr>
+                <m:t>/</m:t>
+              </m:r>
+              <m:r>
+                <m:rPr>
+                  <m:sty m:val="p"/>
+                </m:rPr>
+                <w:rPr>
+                  <w:rFonts w:ascii="Times New Roman" w:hAnsi="Times New Roman" w:cs="Times New Roman" w:eastAsia="SimSun"/>
+                </w:rPr>
+                <m:t>k</m:t>
+              </m:r>
+              <m:r>
+                <m:rPr>
+                  <m:sty m:val="p"/>
+                </m:rPr>
+                <w:rPr>
+                  <w:rFonts w:ascii="Times New Roman" w:hAnsi="Times New Roman" w:cs="Times New Roman" w:eastAsia="SimSun"/>
+                </w:rPr>
+                <m:t>J</m:t>
+              </m:r>
+              <m:r>
+                <m:rPr>
+                  <m:sty m:val="p"/>
+                </m:rPr>
+                <w:rPr>
+                  <w:rFonts w:ascii="Times New Roman" w:hAnsi="Times New Roman" w:cs="Times New Roman" w:eastAsia="SimSun"/>
+                </w:rPr>
+                <m:t>/</m:t>
+              </m:r>
+              <m:r>
+                <m:rPr>
+                  <m:sty m:val="p"/>
+                </m:rPr>
+                <w:rPr>
+                  <w:rFonts w:ascii="Times New Roman" w:hAnsi="Times New Roman" w:cs="Times New Roman" w:eastAsia="SimSun"/>
+                </w:rPr>
+                <m:t>m</m:t>
+              </m:r>
+              <m:r>
+                <m:rPr>
+                  <m:sty m:val="p"/>
+                </m:rPr>
+                <w:rPr>
+                  <w:rFonts w:ascii="Times New Roman" w:hAnsi="Times New Roman" w:cs="Times New Roman" w:eastAsia="SimSun"/>
+                </w:rPr>
+                <m:t>o</m:t>
+              </m:r>
+              <m:r>
+                <m:rPr>
+                  <m:sty m:val="p"/>
+                </m:rPr>
+                <w:rPr>
+                  <w:rFonts w:ascii="Times New Roman" w:hAnsi="Times New Roman" w:cs="Times New Roman" w:eastAsia="SimSun"/>
+                </w:rPr>
+                <m:t>l</m:t>
+              </m:r>
+            </m:oMath>
             <w:r>
-              <w:t xml:space="preserve">ΔfGm Θ(kJ/mol)</w:t>
+              <w:t xml:space="preserve">​</w:t>
             </w:r>
           </w:p>
         </w:tc>
         <w:tc>
           <w:tcPr>
-            <w:tcW w:type="dxa" w:w="1364"/>
+            <w:tcW w:type="dxa" w:w="1971"/>
           </w:tcPr>
           <w:tcPr/>
           <w:p>
@@ -785,7 +1222,7 @@
         </w:tc>
         <w:tc>
           <w:tcPr>
-            <w:tcW w:type="dxa" w:w="2009"/>
+            <w:tcW w:type="dxa" w:w="1936"/>
           </w:tcPr>
           <w:tcPr/>
           <w:p>
@@ -800,7 +1237,7 @@
         </w:tc>
         <w:tc>
           <w:tcPr>
-            <w:tcW w:type="dxa" w:w="1513"/>
+            <w:tcW w:type="dxa" w:w="1936"/>
           </w:tcPr>
           <w:tcPr/>
           <w:p>
@@ -815,7 +1252,7 @@
         </w:tc>
         <w:tc>
           <w:tcPr>
-            <w:tcW w:type="dxa" w:w="1517"/>
+            <w:tcW w:type="dxa" w:w="1938"/>
           </w:tcPr>
           <w:tcPr/>
           <w:p>
@@ -10196,7 +10633,7 @@
               <w:rPr>
                 <w:rFonts w:ascii="Times New Roman" w:hAnsi="Times New Roman" w:cs="Times New Roman" w:eastAsia="SimSun"/>
               </w:rPr>
-              <m:t>∘</m:t>
+              <m:t>⊖</m:t>
             </m:r>
           </m:sup>
         </m:sSubSup>
@@ -10357,7 +10794,7 @@
               <w:rPr>
                 <w:rFonts w:ascii="Times New Roman" w:hAnsi="Times New Roman" w:cs="Times New Roman" w:eastAsia="SimSun"/>
               </w:rPr>
-              <m:t>∘</m:t>
+              <m:t>⊖</m:t>
             </m:r>
           </m:sup>
         </m:sSubSup>
@@ -10517,7 +10954,7 @@
               <w:rPr>
                 <w:rFonts w:ascii="Times New Roman" w:hAnsi="Times New Roman" w:cs="Times New Roman" w:eastAsia="SimSun"/>
               </w:rPr>
-              <m:t>∘</m:t>
+              <m:t>⊖</m:t>
             </m:r>
           </m:sup>
         </m:sSubSup>
@@ -15352,7 +15789,7 @@
     </w:p>
     <w:bookmarkEnd w:id="23"/>
     <w:bookmarkEnd w:id="24"/>
-    <w:bookmarkStart w:id="27" w:name="第-4-题13-分氨水溶解氯化银"/>
+    <w:bookmarkStart w:id="27" w:name="第-4-题13-分已知"/>
     <w:p>
       <w:pPr>
         <w:pStyle w:val="Heading3"/>
@@ -15379,7 +15816,7 @@
         <w:rPr>
           <w:rFonts w:ascii="Times New Roman" w:hAnsi="Times New Roman" w:cs="Times New Roman" w:eastAsia="SimSun"/>
         </w:rPr>
-        <w:t xml:space="preserve">分）氨水溶解氯化银</w:t>
+        <w:t xml:space="preserve">分）已知：</w:t>
       </w:r>
     </w:p>
     <w:p>
@@ -15481,6 +15918,15 @@
           <w:rPr>
             <w:rFonts w:ascii="Times New Roman" w:hAnsi="Times New Roman" w:cs="Times New Roman" w:eastAsia="SimSun"/>
           </w:rPr>
+          <m:t> </m:t>
+        </m:r>
+        <m:r>
+          <m:rPr>
+            <m:sty m:val="p"/>
+          </m:rPr>
+          <w:rPr>
+            <w:rFonts w:ascii="Times New Roman" w:hAnsi="Times New Roman" w:cs="Times New Roman" w:eastAsia="SimSun"/>
+          </w:rPr>
           <m:t>p</m:t>
         </m:r>
         <m:sSub>
@@ -15517,23 +15963,19 @@
           <m:t>=</m:t>
         </m:r>
         <m:r>
-          <m:rPr>
-            <m:sty m:val="p"/>
-          </m:rPr>
           <w:rPr>
             <w:rFonts w:ascii="Times New Roman" w:hAnsi="Times New Roman" w:cs="Times New Roman" w:eastAsia="SimSun"/>
           </w:rPr>
           <m:t>4.74</m:t>
         </m:r>
-        <m:r>
-          <m:rPr>
-            <m:sty m:val="p"/>
-          </m:rPr>
-          <w:rPr>
-            <w:rFonts w:ascii="Times New Roman" w:hAnsi="Times New Roman" w:cs="Times New Roman" w:eastAsia="SimSun"/>
-          </w:rPr>
-          <m:t>,</m:t>
-        </m:r>
+      </m:oMath>
+      <w:r>
+        <w:rPr>
+          <w:rFonts w:ascii="Times New Roman" w:hAnsi="Times New Roman" w:cs="Times New Roman" w:eastAsia="SimSun"/>
+        </w:rPr>
+        <w:t xml:space="preserve">，</w:t>
+      </w:r>
+      <m:oMath>
         <m:r>
           <m:rPr>
             <m:sty m:val="p"/>
@@ -15569,6 +16011,15 @@
             <w:rFonts w:ascii="Times New Roman" w:hAnsi="Times New Roman" w:cs="Times New Roman" w:eastAsia="SimSun"/>
           </w:rPr>
           <m:t>l</m:t>
+        </m:r>
+        <m:r>
+          <m:rPr>
+            <m:sty m:val="p"/>
+          </m:rPr>
+          <w:rPr>
+            <w:rFonts w:ascii="Times New Roman" w:hAnsi="Times New Roman" w:cs="Times New Roman" w:eastAsia="SimSun"/>
+          </w:rPr>
+          <m:t> </m:t>
         </m:r>
         <m:r>
           <m:rPr>
@@ -15622,68 +16073,19 @@
           <m:t>=</m:t>
         </m:r>
         <m:r>
-          <m:rPr>
-            <m:sty m:val="p"/>
-          </m:rPr>
           <w:rPr>
             <w:rFonts w:ascii="Times New Roman" w:hAnsi="Times New Roman" w:cs="Times New Roman" w:eastAsia="SimSun"/>
           </w:rPr>
           <m:t>9.75</m:t>
         </m:r>
-        <m:r>
-          <m:rPr>
-            <m:sty m:val="p"/>
-          </m:rPr>
-          <w:rPr>
-            <w:rFonts w:ascii="Times New Roman" w:hAnsi="Times New Roman" w:cs="Times New Roman" w:eastAsia="SimSun"/>
-          </w:rPr>
-          <m:t>,</m:t>
-        </m:r>
-        <m:r>
-          <m:rPr>
-            <m:sty m:val="p"/>
-          </m:rPr>
-          <w:rPr>
-            <w:rFonts w:ascii="Times New Roman" w:hAnsi="Times New Roman" w:cs="Times New Roman" w:eastAsia="SimSun"/>
-          </w:rPr>
-          <m:t>[</m:t>
-        </m:r>
-        <m:r>
-          <m:rPr>
-            <m:sty m:val="p"/>
-          </m:rPr>
-          <w:rPr>
-            <w:rFonts w:ascii="Times New Roman" w:hAnsi="Times New Roman" w:cs="Times New Roman" w:eastAsia="SimSun"/>
-          </w:rPr>
-          <m:t>A</m:t>
-        </m:r>
-        <m:r>
-          <m:rPr>
-            <m:sty m:val="p"/>
-          </m:rPr>
-          <w:rPr>
-            <w:rFonts w:ascii="Times New Roman" w:hAnsi="Times New Roman" w:cs="Times New Roman" w:eastAsia="SimSun"/>
-          </w:rPr>
-          <m:t>g</m:t>
-        </m:r>
-        <m:r>
-          <m:rPr>
-            <m:sty m:val="p"/>
-          </m:rPr>
-          <w:rPr>
-            <w:rFonts w:ascii="Times New Roman" w:hAnsi="Times New Roman" w:cs="Times New Roman" w:eastAsia="SimSun"/>
-          </w:rPr>
-          <m:t>(</m:t>
-        </m:r>
-        <m:r>
-          <m:rPr>
-            <m:sty m:val="p"/>
-          </m:rPr>
-          <w:rPr>
-            <w:rFonts w:ascii="Times New Roman" w:hAnsi="Times New Roman" w:cs="Times New Roman" w:eastAsia="SimSun"/>
-          </w:rPr>
-          <m:t>N</m:t>
-        </m:r>
+      </m:oMath>
+      <w:r>
+        <w:rPr>
+          <w:rFonts w:ascii="Times New Roman" w:hAnsi="Times New Roman" w:cs="Times New Roman" w:eastAsia="SimSun"/>
+        </w:rPr>
+        <w:t xml:space="preserve">，</w:t>
+      </w:r>
+      <m:oMath>
         <m:sSub>
           <m:e>
             <m:r>
@@ -15693,10 +16095,8 @@
               <w:rPr>
                 <w:rFonts w:ascii="Times New Roman" w:hAnsi="Times New Roman" w:cs="Times New Roman" w:eastAsia="SimSun"/>
               </w:rPr>
-              <m:t>H</m:t>
-            </m:r>
-          </m:e>
-          <m:sub>
+              <m:t>[</m:t>
+            </m:r>
             <m:r>
               <m:rPr>
                 <m:sty m:val="p"/>
@@ -15704,12 +16104,8 @@
               <w:rPr>
                 <w:rFonts w:ascii="Times New Roman" w:hAnsi="Times New Roman" w:cs="Times New Roman" w:eastAsia="SimSun"/>
               </w:rPr>
-              <m:t>3</m:t>
-            </m:r>
-          </m:sub>
-        </m:sSub>
-        <m:sSub>
-          <m:e>
+              <m:t>A</m:t>
+            </m:r>
             <m:r>
               <m:rPr>
                 <m:sty m:val="p"/>
@@ -15717,10 +16113,8 @@
               <w:rPr>
                 <w:rFonts w:ascii="Times New Roman" w:hAnsi="Times New Roman" w:cs="Times New Roman" w:eastAsia="SimSun"/>
               </w:rPr>
-              <m:t>)</m:t>
-            </m:r>
-          </m:e>
-          <m:sub>
+              <m:t>g</m:t>
+            </m:r>
             <m:r>
               <m:rPr>
                 <m:sty m:val="p"/>
@@ -15728,82 +16122,140 @@
               <w:rPr>
                 <w:rFonts w:ascii="Times New Roman" w:hAnsi="Times New Roman" w:cs="Times New Roman" w:eastAsia="SimSun"/>
               </w:rPr>
+              <m:t>(</m:t>
+            </m:r>
+            <m:r>
+              <m:rPr>
+                <m:sty m:val="p"/>
+              </m:rPr>
+              <w:rPr>
+                <w:rFonts w:ascii="Times New Roman" w:hAnsi="Times New Roman" w:cs="Times New Roman" w:eastAsia="SimSun"/>
+              </w:rPr>
+              <m:t>N</m:t>
+            </m:r>
+            <m:sSub>
+              <m:e>
+                <m:r>
+                  <m:rPr>
+                    <m:sty m:val="p"/>
+                  </m:rPr>
+                  <w:rPr>
+                    <w:rFonts w:ascii="Times New Roman" w:hAnsi="Times New Roman" w:cs="Times New Roman" w:eastAsia="SimSun"/>
+                  </w:rPr>
+                  <m:t>H</m:t>
+                </m:r>
+              </m:e>
+              <m:sub>
+                <m:r>
+                  <m:rPr>
+                    <m:sty m:val="p"/>
+                  </m:rPr>
+                  <w:rPr>
+                    <w:rFonts w:ascii="Times New Roman" w:hAnsi="Times New Roman" w:cs="Times New Roman" w:eastAsia="SimSun"/>
+                  </w:rPr>
+                  <m:t>3</m:t>
+                </m:r>
+              </m:sub>
+            </m:sSub>
+            <m:r>
+              <m:rPr>
+                <m:sty m:val="p"/>
+              </m:rPr>
+              <w:rPr>
+                <w:rFonts w:ascii="Times New Roman" w:hAnsi="Times New Roman" w:cs="Times New Roman" w:eastAsia="SimSun"/>
+              </w:rPr>
+              <m:t>)</m:t>
+            </m:r>
+          </m:e>
+          <m:sub>
+            <m:r>
+              <w:rPr>
+                <w:rFonts w:ascii="Times New Roman" w:hAnsi="Times New Roman" w:cs="Times New Roman" w:eastAsia="SimSun"/>
+              </w:rPr>
               <m:t>1</m:t>
+            </m:r>
+            <m:r>
+              <m:rPr>
+                <m:sty m:val="p"/>
+              </m:rPr>
+              <w:rPr>
+                <w:rFonts w:ascii="Times New Roman" w:hAnsi="Times New Roman" w:cs="Times New Roman" w:eastAsia="SimSun"/>
+              </w:rPr>
+              <m:t>∼</m:t>
+            </m:r>
+            <m:r>
+              <w:rPr>
+                <w:rFonts w:ascii="Times New Roman" w:hAnsi="Times New Roman" w:cs="Times New Roman" w:eastAsia="SimSun"/>
+              </w:rPr>
+              <m:t>2</m:t>
             </m:r>
           </m:sub>
         </m:sSub>
-        <m:r>
-          <m:rPr>
-            <m:sty m:val="p"/>
-          </m:rPr>
-          <w:rPr>
-            <w:rFonts w:ascii="Times New Roman" w:hAnsi="Times New Roman" w:cs="Times New Roman" w:eastAsia="SimSun"/>
-          </w:rPr>
-          <m:t>∼</m:t>
-        </m:r>
-        <m:r>
-          <m:rPr>
-            <m:sty m:val="p"/>
-          </m:rPr>
-          <w:rPr>
-            <w:rFonts w:ascii="Times New Roman" w:hAnsi="Times New Roman" w:cs="Times New Roman" w:eastAsia="SimSun"/>
-          </w:rPr>
-          <m:t>2</m:t>
-        </m:r>
-        <m:r>
-          <m:rPr>
-            <m:sty m:val="p"/>
-          </m:rPr>
-          <w:rPr>
-            <w:rFonts w:ascii="Times New Roman" w:hAnsi="Times New Roman" w:cs="Times New Roman" w:eastAsia="SimSun"/>
-          </w:rPr>
-          <m:t>]</m:t>
-        </m:r>
-        <m:r>
-          <m:rPr>
-            <m:sty m:val="p"/>
-          </m:rPr>
-          <w:rPr>
-            <w:rFonts w:ascii="Times New Roman" w:hAnsi="Times New Roman" w:cs="Times New Roman" w:eastAsia="SimSun"/>
-          </w:rPr>
-          <m:t>+</m:t>
-        </m:r>
-        <m:r>
-          <m:rPr>
-            <m:sty m:val="p"/>
-          </m:rPr>
-          <w:rPr>
-            <w:rFonts w:ascii="Times New Roman" w:hAnsi="Times New Roman" w:cs="Times New Roman" w:eastAsia="SimSun"/>
-          </w:rPr>
-          <m:t>l</m:t>
-        </m:r>
-        <m:r>
-          <m:rPr>
-            <m:sty m:val="p"/>
-          </m:rPr>
-          <w:rPr>
-            <w:rFonts w:ascii="Times New Roman" w:hAnsi="Times New Roman" w:cs="Times New Roman" w:eastAsia="SimSun"/>
-          </w:rPr>
-          <m:t>g</m:t>
-        </m:r>
-        <m:r>
-          <m:rPr>
-            <m:sty m:val="p"/>
-          </m:rPr>
-          <w:rPr>
-            <w:rFonts w:ascii="Times New Roman" w:hAnsi="Times New Roman" w:cs="Times New Roman" w:eastAsia="SimSun"/>
-          </w:rPr>
-          <m:t>β</m:t>
-        </m:r>
-        <m:r>
-          <m:rPr>
-            <m:sty m:val="p"/>
-          </m:rPr>
-          <w:rPr>
-            <w:rFonts w:ascii="Times New Roman" w:hAnsi="Times New Roman" w:cs="Times New Roman" w:eastAsia="SimSun"/>
-          </w:rPr>
-          <m:t>1</m:t>
-        </m:r>
+        <m:sSup>
+          <m:e>
+            <m:r>
+              <m:rPr>
+                <m:sty m:val="p"/>
+              </m:rPr>
+              <w:rPr>
+                <w:rFonts w:ascii="Times New Roman" w:hAnsi="Times New Roman" w:cs="Times New Roman" w:eastAsia="SimSun"/>
+              </w:rPr>
+              <m:t>]</m:t>
+            </m:r>
+          </m:e>
+          <m:sup>
+            <m:r>
+              <m:rPr>
+                <m:sty m:val="p"/>
+              </m:rPr>
+              <w:rPr>
+                <w:rFonts w:ascii="Times New Roman" w:hAnsi="Times New Roman" w:cs="Times New Roman" w:eastAsia="SimSun"/>
+              </w:rPr>
+              <m:t>+</m:t>
+            </m:r>
+          </m:sup>
+        </m:sSup>
+      </m:oMath>
+      <w:r>
+        <w:t xml:space="preserve"> </w:t>
+      </w:r>
+      <w:r>
+        <w:rPr>
+          <w:rFonts w:ascii="Times New Roman" w:hAnsi="Times New Roman" w:cs="Times New Roman" w:eastAsia="SimSun"/>
+        </w:rPr>
+        <w:t xml:space="preserve">的</w:t>
+      </w:r>
+      <w:r>
+        <w:t xml:space="preserve"> </w:t>
+      </w:r>
+      <m:oMath>
+        <m:r>
+          <m:rPr>
+            <m:sty m:val="p"/>
+          </m:rPr>
+          <w:rPr>
+            <w:rFonts w:ascii="Times New Roman" w:hAnsi="Times New Roman" w:cs="Times New Roman" w:eastAsia="SimSun"/>
+          </w:rPr>
+          <m:t>lg</m:t>
+        </m:r>
+        <m:sSub>
+          <m:e>
+            <m:r>
+              <w:rPr>
+                <w:rFonts w:ascii="Times New Roman" w:hAnsi="Times New Roman" w:cs="Times New Roman" w:eastAsia="SimSun"/>
+              </w:rPr>
+              <m:t>β</m:t>
+            </m:r>
+          </m:e>
+          <m:sub>
+            <m:r>
+              <w:rPr>
+                <w:rFonts w:ascii="Times New Roman" w:hAnsi="Times New Roman" w:cs="Times New Roman" w:eastAsia="SimSun"/>
+              </w:rPr>
+              <m:t>1</m:t>
+            </m:r>
+          </m:sub>
+        </m:sSub>
         <m:r>
           <m:rPr>
             <m:sty m:val="p"/>
@@ -15814,59 +16266,43 @@
           <m:t>=</m:t>
         </m:r>
         <m:r>
-          <m:rPr>
-            <m:sty m:val="p"/>
-          </m:rPr>
           <w:rPr>
             <w:rFonts w:ascii="Times New Roman" w:hAnsi="Times New Roman" w:cs="Times New Roman" w:eastAsia="SimSun"/>
           </w:rPr>
           <m:t>3.24</m:t>
         </m:r>
-        <m:r>
-          <m:rPr>
-            <m:sty m:val="p"/>
-          </m:rPr>
-          <w:rPr>
-            <w:rFonts w:ascii="Times New Roman" w:hAnsi="Times New Roman" w:cs="Times New Roman" w:eastAsia="SimSun"/>
-          </w:rPr>
-          <m:t>,</m:t>
-        </m:r>
-        <m:r>
-          <m:rPr>
-            <m:sty m:val="p"/>
-          </m:rPr>
-          <w:rPr>
-            <w:rFonts w:ascii="Times New Roman" w:hAnsi="Times New Roman" w:cs="Times New Roman" w:eastAsia="SimSun"/>
-          </w:rPr>
-          <m:t>l</m:t>
-        </m:r>
-        <m:r>
-          <m:rPr>
-            <m:sty m:val="p"/>
-          </m:rPr>
-          <w:rPr>
-            <w:rFonts w:ascii="Times New Roman" w:hAnsi="Times New Roman" w:cs="Times New Roman" w:eastAsia="SimSun"/>
-          </w:rPr>
-          <m:t>g</m:t>
-        </m:r>
-        <m:r>
-          <m:rPr>
-            <m:sty m:val="p"/>
-          </m:rPr>
-          <w:rPr>
-            <w:rFonts w:ascii="Times New Roman" w:hAnsi="Times New Roman" w:cs="Times New Roman" w:eastAsia="SimSun"/>
-          </w:rPr>
-          <m:t>β</m:t>
-        </m:r>
-        <m:r>
-          <m:rPr>
-            <m:sty m:val="p"/>
-          </m:rPr>
-          <w:rPr>
-            <w:rFonts w:ascii="Times New Roman" w:hAnsi="Times New Roman" w:cs="Times New Roman" w:eastAsia="SimSun"/>
-          </w:rPr>
-          <m:t>2</m:t>
-        </m:r>
+      </m:oMath>
+      <w:r>
+        <w:t xml:space="preserve">、</w:t>
+      </w:r>
+      <m:oMath>
+        <m:r>
+          <m:rPr>
+            <m:sty m:val="p"/>
+          </m:rPr>
+          <w:rPr>
+            <w:rFonts w:ascii="Times New Roman" w:hAnsi="Times New Roman" w:cs="Times New Roman" w:eastAsia="SimSun"/>
+          </w:rPr>
+          <m:t>lg</m:t>
+        </m:r>
+        <m:sSub>
+          <m:e>
+            <m:r>
+              <w:rPr>
+                <w:rFonts w:ascii="Times New Roman" w:hAnsi="Times New Roman" w:cs="Times New Roman" w:eastAsia="SimSun"/>
+              </w:rPr>
+              <m:t>β</m:t>
+            </m:r>
+          </m:e>
+          <m:sub>
+            <m:r>
+              <w:rPr>
+                <w:rFonts w:ascii="Times New Roman" w:hAnsi="Times New Roman" w:cs="Times New Roman" w:eastAsia="SimSun"/>
+              </w:rPr>
+              <m:t>2</m:t>
+            </m:r>
+          </m:sub>
+        </m:sSub>
         <m:r>
           <m:rPr>
             <m:sty m:val="p"/>
@@ -15877,15 +16313,15 @@
           <m:t>=</m:t>
         </m:r>
         <m:r>
-          <m:rPr>
-            <m:sty m:val="p"/>
-          </m:rPr>
           <w:rPr>
             <w:rFonts w:ascii="Times New Roman" w:hAnsi="Times New Roman" w:cs="Times New Roman" w:eastAsia="SimSun"/>
           </w:rPr>
           <m:t>7.95</m:t>
         </m:r>
       </m:oMath>
+      <w:r>
+        <w:t xml:space="preserve">。</w:t>
+      </w:r>
     </w:p>
     <w:p>
       <w:pPr>
@@ -21431,7 +21867,7 @@
               <w:rPr>
                 <w:rFonts w:ascii="Times New Roman" w:hAnsi="Times New Roman" w:cs="Times New Roman" w:eastAsia="SimSun"/>
               </w:rPr>
-              <m:t>∘</m:t>
+              <m:t>⊖</m:t>
             </m:r>
           </m:sup>
         </m:sSubSup>
@@ -22493,7 +22929,7 @@
                     <w:rPr>
                       <w:rFonts w:ascii="Times New Roman" w:hAnsi="Times New Roman" w:cs="Times New Roman" w:eastAsia="SimSun"/>
                     </w:rPr>
-                    <m:t>∘</m:t>
+                    <m:t>⊖</m:t>
                   </m:r>
                 </m:sup>
               </m:sSubSup>
@@ -46941,10 +47377,13 @@
                 </m:e>
                 <m:sup>
                   <m:r>
+                    <m:rPr>
+                      <m:sty m:val="p"/>
+                    </m:rPr>
                     <w:rPr>
                       <w:rFonts w:ascii="Times New Roman" w:hAnsi="Times New Roman" w:cs="Times New Roman" w:eastAsia="SimSun"/>
                     </w:rPr>
-                    <m:t>θ</m:t>
+                    <m:t>⊖</m:t>
                   </m:r>
                 </m:sup>
               </m:sSup>
@@ -48886,10 +49325,13 @@
           </m:sub>
           <m:sup>
             <m:r>
-              <w:rPr>
-                <w:rFonts w:ascii="Times New Roman" w:hAnsi="Times New Roman" w:cs="Times New Roman" w:eastAsia="SimSun"/>
-              </w:rPr>
-              <m:t>θ</m:t>
+              <m:rPr>
+                <m:sty m:val="p"/>
+              </m:rPr>
+              <w:rPr>
+                <w:rFonts w:ascii="Times New Roman" w:hAnsi="Times New Roman" w:cs="Times New Roman" w:eastAsia="SimSun"/>
+              </w:rPr>
+              <m:t>⊖</m:t>
             </m:r>
           </m:sup>
         </m:sSubSup>
@@ -52249,7 +52691,7 @@
               <w:rPr>
                 <w:rFonts w:ascii="Times New Roman" w:hAnsi="Times New Roman" w:cs="Times New Roman" w:eastAsia="SimSun"/>
               </w:rPr>
-              <w:t xml:space="preserve">氨水溶解氯化银</w:t>
+              <w:t xml:space="preserve">已知：</w:t>
             </w:r>
           </w:p>
         </w:tc>
